--- a/algorithms/reports/MPC-report-week6.docx
+++ b/algorithms/reports/MPC-report-week6.docx
@@ -81,12 +81,21 @@
           <w:bCs/>
           <w:lang w:val="en-US"/>
         </w:rPr>
-        <w:t>Date:</w:t>
-      </w:r>
-      <w:r>
-        <w:rPr>
+        <w:t>Date</w:t>
+      </w:r>
+      <w:proofErr w:type="gramStart"/>
+      <w:r>
+        <w:rPr>
+          <w:b/>
+          <w:bCs/>
           <w:lang w:val="en-US"/>
         </w:rPr>
+        <w:t>:</w:t>
+      </w:r>
+      <w:r>
+        <w:rPr>
+          <w:lang w:val="en-US"/>
+        </w:rPr>
         <w:tab/>
       </w:r>
       <w:r>
@@ -99,8 +108,15 @@
         <w:rPr>
           <w:lang w:val="en-US"/>
         </w:rPr>
-        <w:t>20</w:t>
-      </w:r>
+        <w:t>2</w:t>
+      </w:r>
+      <w:r>
+        <w:rPr>
+          <w:lang w:val="en-US"/>
+        </w:rPr>
+        <w:t>4</w:t>
+      </w:r>
+      <w:proofErr w:type="gramEnd"/>
       <w:r>
         <w:rPr>
           <w:lang w:val="en-US"/>
@@ -173,6 +189,7 @@
           <w:bCs/>
         </w:rPr>
       </w:pPr>
+      <w:proofErr w:type="spellStart"/>
       <w:r>
         <w:rPr>
           <w:b/>
@@ -180,6 +197,7 @@
         </w:rPr>
         <w:t>Algorithm</w:t>
       </w:r>
+      <w:proofErr w:type="spellEnd"/>
     </w:p>
     <w:p>
       <w:pPr>
@@ -194,11 +212,29 @@
         </w:rPr>
       </w:pPr>
       <w:r>
-        <w:t xml:space="preserve">A* algorithm was </w:t>
-      </w:r>
+        <w:t xml:space="preserve">A* </w:t>
+      </w:r>
+      <w:proofErr w:type="spellStart"/>
+      <w:r>
+        <w:t>algorithm</w:t>
+      </w:r>
+      <w:proofErr w:type="spellEnd"/>
+      <w:r>
+        <w:t xml:space="preserve"> </w:t>
+      </w:r>
+      <w:proofErr w:type="spellStart"/>
+      <w:r>
+        <w:t>was</w:t>
+      </w:r>
+      <w:proofErr w:type="spellEnd"/>
+      <w:r>
+        <w:t xml:space="preserve"> </w:t>
+      </w:r>
+      <w:proofErr w:type="spellStart"/>
       <w:r>
         <w:t>write</w:t>
       </w:r>
+      <w:proofErr w:type="spellEnd"/>
     </w:p>
     <w:p>
       <w:pPr>
@@ -212,8 +248,37 @@
           <w:bCs/>
         </w:rPr>
       </w:pPr>
-      <w:r>
-        <w:t>World coordinates are converted to grid ind</w:t>
+      <w:proofErr w:type="spellStart"/>
+      <w:r>
+        <w:t>World</w:t>
+      </w:r>
+      <w:proofErr w:type="spellEnd"/>
+      <w:r>
+        <w:t xml:space="preserve"> </w:t>
+      </w:r>
+      <w:proofErr w:type="spellStart"/>
+      <w:r>
+        <w:t>coordinates</w:t>
+      </w:r>
+      <w:proofErr w:type="spellEnd"/>
+      <w:r>
+        <w:t xml:space="preserve"> are </w:t>
+      </w:r>
+      <w:proofErr w:type="spellStart"/>
+      <w:r>
+        <w:t>converted</w:t>
+      </w:r>
+      <w:proofErr w:type="spellEnd"/>
+      <w:r>
+        <w:t xml:space="preserve"> to </w:t>
+      </w:r>
+      <w:proofErr w:type="spellStart"/>
+      <w:r>
+        <w:t>grid</w:t>
+      </w:r>
+      <w:proofErr w:type="spellEnd"/>
+      <w:r>
+        <w:t xml:space="preserve"> ind</w:t>
       </w:r>
       <w:r>
         <w:t>ex</w:t>
@@ -232,8 +297,37 @@
         </w:rPr>
       </w:pPr>
       <w:r>
-        <w:t>Start and goal are mapped to grid cells</w:t>
-      </w:r>
+        <w:t xml:space="preserve">Start and </w:t>
+      </w:r>
+      <w:proofErr w:type="spellStart"/>
+      <w:r>
+        <w:t>goal</w:t>
+      </w:r>
+      <w:proofErr w:type="spellEnd"/>
+      <w:r>
+        <w:t xml:space="preserve"> are </w:t>
+      </w:r>
+      <w:proofErr w:type="spellStart"/>
+      <w:r>
+        <w:t>mapped</w:t>
+      </w:r>
+      <w:proofErr w:type="spellEnd"/>
+      <w:r>
+        <w:t xml:space="preserve"> to </w:t>
+      </w:r>
+      <w:proofErr w:type="spellStart"/>
+      <w:r>
+        <w:t>grid</w:t>
+      </w:r>
+      <w:proofErr w:type="spellEnd"/>
+      <w:r>
+        <w:t xml:space="preserve"> </w:t>
+      </w:r>
+      <w:proofErr w:type="spellStart"/>
+      <w:r>
+        <w:t>cells</w:t>
+      </w:r>
+      <w:proofErr w:type="spellEnd"/>
     </w:p>
     <w:p>
       <w:pPr>
@@ -242,6 +336,7 @@
           <w:bCs/>
         </w:rPr>
       </w:pPr>
+      <w:proofErr w:type="spellStart"/>
       <w:r>
         <w:rPr>
           <w:b/>
@@ -249,6 +344,7 @@
         </w:rPr>
         <w:t>Core</w:t>
       </w:r>
+      <w:proofErr w:type="spellEnd"/>
     </w:p>
     <w:p>
       <w:pPr>
@@ -262,9 +358,51 @@
           <w:bCs/>
         </w:rPr>
       </w:pPr>
-      <w:r>
-        <w:t>Uses a priority queue to explore lowest-cost nodes first</w:t>
-      </w:r>
+      <w:proofErr w:type="spellStart"/>
+      <w:r>
+        <w:t>Uses</w:t>
+      </w:r>
+      <w:proofErr w:type="spellEnd"/>
+      <w:r>
+        <w:t xml:space="preserve"> a priority </w:t>
+      </w:r>
+      <w:proofErr w:type="spellStart"/>
+      <w:r>
+        <w:t>queue</w:t>
+      </w:r>
+      <w:proofErr w:type="spellEnd"/>
+      <w:r>
+        <w:t xml:space="preserve"> to </w:t>
+      </w:r>
+      <w:proofErr w:type="spellStart"/>
+      <w:r>
+        <w:t>explore</w:t>
+      </w:r>
+      <w:proofErr w:type="spellEnd"/>
+      <w:r>
+        <w:t xml:space="preserve"> </w:t>
+      </w:r>
+      <w:proofErr w:type="spellStart"/>
+      <w:r>
+        <w:t>lowest-cost</w:t>
+      </w:r>
+      <w:proofErr w:type="spellEnd"/>
+      <w:r>
+        <w:t xml:space="preserve"> </w:t>
+      </w:r>
+      <w:proofErr w:type="spellStart"/>
+      <w:r>
+        <w:t>nodes</w:t>
+      </w:r>
+      <w:proofErr w:type="spellEnd"/>
+      <w:r>
+        <w:t xml:space="preserve"> </w:t>
+      </w:r>
+      <w:proofErr w:type="spellStart"/>
+      <w:r>
+        <w:t>first</w:t>
+      </w:r>
+      <w:proofErr w:type="spellEnd"/>
     </w:p>
     <w:p>
       <w:pPr>
@@ -278,11 +416,24 @@
           <w:bCs/>
         </w:rPr>
       </w:pPr>
+      <w:proofErr w:type="spellStart"/>
       <w:r>
         <w:t>U</w:t>
       </w:r>
       <w:r>
-        <w:t>ses Euclidean distance</w:t>
+        <w:t>ses</w:t>
+      </w:r>
+      <w:proofErr w:type="spellEnd"/>
+      <w:r>
+        <w:t xml:space="preserve"> </w:t>
+      </w:r>
+      <w:proofErr w:type="spellStart"/>
+      <w:r>
+        <w:t>Euclidean</w:t>
+      </w:r>
+      <w:proofErr w:type="spellEnd"/>
+      <w:r>
+        <w:t xml:space="preserve"> distance</w:t>
       </w:r>
     </w:p>
     <w:p>
@@ -297,15 +448,59 @@
           <w:bCs/>
         </w:rPr>
       </w:pPr>
-      <w:r>
-        <w:t xml:space="preserve">Explores 8 directions (cost 1 straight, </w:t>
-      </w:r>
-      <w:r>
-        <w:t>sqrt(2)</w:t>
-      </w:r>
-      <w:r>
-        <w:t xml:space="preserve"> diagonal</w:t>
-      </w:r>
+      <w:proofErr w:type="spellStart"/>
+      <w:r>
+        <w:t>Explores</w:t>
+      </w:r>
+      <w:proofErr w:type="spellEnd"/>
+      <w:r>
+        <w:t xml:space="preserve"> 8 </w:t>
+      </w:r>
+      <w:proofErr w:type="spellStart"/>
+      <w:r>
+        <w:t>directions</w:t>
+      </w:r>
+      <w:proofErr w:type="spellEnd"/>
+      <w:r>
+        <w:t xml:space="preserve"> (</w:t>
+      </w:r>
+      <w:proofErr w:type="spellStart"/>
+      <w:r>
+        <w:t>cost</w:t>
+      </w:r>
+      <w:proofErr w:type="spellEnd"/>
+      <w:r>
+        <w:t xml:space="preserve"> 1 </w:t>
+      </w:r>
+      <w:proofErr w:type="spellStart"/>
+      <w:r>
+        <w:t>straight</w:t>
+      </w:r>
+      <w:proofErr w:type="spellEnd"/>
+      <w:r>
+        <w:t xml:space="preserve">, </w:t>
+      </w:r>
+      <w:proofErr w:type="spellStart"/>
+      <w:proofErr w:type="gramStart"/>
+      <w:r>
+        <w:t>sqrt</w:t>
+      </w:r>
+      <w:proofErr w:type="spellEnd"/>
+      <w:r>
+        <w:t>(</w:t>
+      </w:r>
+      <w:proofErr w:type="gramEnd"/>
+      <w:r>
+        <w:t>2)</w:t>
+      </w:r>
+      <w:r>
+        <w:t xml:space="preserve"> </w:t>
+      </w:r>
+      <w:proofErr w:type="spellStart"/>
+      <w:r>
+        <w:t>diagonal</w:t>
+      </w:r>
+      <w:proofErr w:type="spellEnd"/>
       <w:r>
         <w:t>)</w:t>
       </w:r>
@@ -322,9 +517,67 @@
           <w:bCs/>
         </w:rPr>
       </w:pPr>
-      <w:r>
-        <w:t>Reconstructs the path and converts it back to world coordinates</w:t>
-      </w:r>
+      <w:proofErr w:type="spellStart"/>
+      <w:r>
+        <w:t>Reconstructs</w:t>
+      </w:r>
+      <w:proofErr w:type="spellEnd"/>
+      <w:r>
+        <w:t xml:space="preserve"> </w:t>
+      </w:r>
+      <w:proofErr w:type="spellStart"/>
+      <w:r>
+        <w:t>the</w:t>
+      </w:r>
+      <w:proofErr w:type="spellEnd"/>
+      <w:r>
+        <w:t xml:space="preserve"> </w:t>
+      </w:r>
+      <w:proofErr w:type="spellStart"/>
+      <w:r>
+        <w:t>path</w:t>
+      </w:r>
+      <w:proofErr w:type="spellEnd"/>
+      <w:r>
+        <w:t xml:space="preserve"> and </w:t>
+      </w:r>
+      <w:proofErr w:type="spellStart"/>
+      <w:r>
+        <w:t>converts</w:t>
+      </w:r>
+      <w:proofErr w:type="spellEnd"/>
+      <w:r>
+        <w:t xml:space="preserve"> </w:t>
+      </w:r>
+      <w:proofErr w:type="spellStart"/>
+      <w:r>
+        <w:t>it</w:t>
+      </w:r>
+      <w:proofErr w:type="spellEnd"/>
+      <w:r>
+        <w:t xml:space="preserve"> </w:t>
+      </w:r>
+      <w:proofErr w:type="spellStart"/>
+      <w:r>
+        <w:t>back</w:t>
+      </w:r>
+      <w:proofErr w:type="spellEnd"/>
+      <w:r>
+        <w:t xml:space="preserve"> to </w:t>
+      </w:r>
+      <w:proofErr w:type="spellStart"/>
+      <w:r>
+        <w:t>world</w:t>
+      </w:r>
+      <w:proofErr w:type="spellEnd"/>
+      <w:r>
+        <w:t xml:space="preserve"> </w:t>
+      </w:r>
+      <w:proofErr w:type="spellStart"/>
+      <w:r>
+        <w:t>coordinates</w:t>
+      </w:r>
+      <w:proofErr w:type="spellEnd"/>
     </w:p>
     <w:p>
       <w:pPr>
@@ -335,12 +588,35 @@
       </w:pPr>
     </w:p>
     <w:p>
-      <w:r>
-        <w:t xml:space="preserve">Find path but ignores </w:t>
-      </w:r>
+      <w:proofErr w:type="spellStart"/>
+      <w:r>
+        <w:t>Find</w:t>
+      </w:r>
+      <w:proofErr w:type="spellEnd"/>
+      <w:r>
+        <w:t xml:space="preserve"> </w:t>
+      </w:r>
+      <w:proofErr w:type="spellStart"/>
+      <w:r>
+        <w:t>path</w:t>
+      </w:r>
+      <w:proofErr w:type="spellEnd"/>
+      <w:r>
+        <w:t xml:space="preserve"> but </w:t>
+      </w:r>
+      <w:proofErr w:type="spellStart"/>
+      <w:r>
+        <w:t>ignores</w:t>
+      </w:r>
+      <w:proofErr w:type="spellEnd"/>
+      <w:r>
+        <w:t xml:space="preserve"> </w:t>
+      </w:r>
+      <w:proofErr w:type="spellStart"/>
       <w:r>
         <w:t>obstacles</w:t>
       </w:r>
+      <w:proofErr w:type="spellEnd"/>
       <w:r>
         <w:t xml:space="preserve">. </w:t>
       </w:r>
@@ -413,7 +689,103 @@
     </w:p>
     <w:p>
       <w:r>
-        <w:t>An iterative smoothing method was used to refine the raw A* path and improve the trajectory.</w:t>
+        <w:t xml:space="preserve">An </w:t>
+      </w:r>
+      <w:proofErr w:type="spellStart"/>
+      <w:r>
+        <w:t>iterative</w:t>
+      </w:r>
+      <w:proofErr w:type="spellEnd"/>
+      <w:r>
+        <w:t xml:space="preserve"> </w:t>
+      </w:r>
+      <w:proofErr w:type="spellStart"/>
+      <w:r>
+        <w:t>smoothing</w:t>
+      </w:r>
+      <w:proofErr w:type="spellEnd"/>
+      <w:r>
+        <w:t xml:space="preserve"> </w:t>
+      </w:r>
+      <w:proofErr w:type="spellStart"/>
+      <w:r>
+        <w:t>method</w:t>
+      </w:r>
+      <w:proofErr w:type="spellEnd"/>
+      <w:r>
+        <w:t xml:space="preserve"> </w:t>
+      </w:r>
+      <w:proofErr w:type="spellStart"/>
+      <w:r>
+        <w:t>was</w:t>
+      </w:r>
+      <w:proofErr w:type="spellEnd"/>
+      <w:r>
+        <w:t xml:space="preserve"> </w:t>
+      </w:r>
+      <w:proofErr w:type="spellStart"/>
+      <w:r>
+        <w:t>used</w:t>
+      </w:r>
+      <w:proofErr w:type="spellEnd"/>
+      <w:r>
+        <w:t xml:space="preserve"> to </w:t>
+      </w:r>
+      <w:proofErr w:type="spellStart"/>
+      <w:r>
+        <w:t>refine</w:t>
+      </w:r>
+      <w:proofErr w:type="spellEnd"/>
+      <w:r>
+        <w:t xml:space="preserve"> </w:t>
+      </w:r>
+      <w:proofErr w:type="spellStart"/>
+      <w:r>
+        <w:t>the</w:t>
+      </w:r>
+      <w:proofErr w:type="spellEnd"/>
+      <w:r>
+        <w:t xml:space="preserve"> </w:t>
+      </w:r>
+      <w:proofErr w:type="spellStart"/>
+      <w:r>
+        <w:t>raw</w:t>
+      </w:r>
+      <w:proofErr w:type="spellEnd"/>
+      <w:r>
+        <w:t xml:space="preserve"> A* </w:t>
+      </w:r>
+      <w:proofErr w:type="spellStart"/>
+      <w:r>
+        <w:t>path</w:t>
+      </w:r>
+      <w:proofErr w:type="spellEnd"/>
+      <w:r>
+        <w:t xml:space="preserve"> and </w:t>
+      </w:r>
+      <w:proofErr w:type="spellStart"/>
+      <w:r>
+        <w:t>improve</w:t>
+      </w:r>
+      <w:proofErr w:type="spellEnd"/>
+      <w:r>
+        <w:t xml:space="preserve"> </w:t>
+      </w:r>
+      <w:proofErr w:type="spellStart"/>
+      <w:r>
+        <w:t>the</w:t>
+      </w:r>
+      <w:proofErr w:type="spellEnd"/>
+      <w:r>
+        <w:t xml:space="preserve"> </w:t>
+      </w:r>
+      <w:proofErr w:type="spellStart"/>
+      <w:r>
+        <w:t>trajectory</w:t>
+      </w:r>
+      <w:proofErr w:type="spellEnd"/>
+      <w:r>
+        <w:t>.</w:t>
       </w:r>
     </w:p>
     <w:p>
@@ -480,7 +852,95 @@
     <w:p/>
     <w:p>
       <w:r>
-        <w:t>A smoothing process was applied iteratively to the A* path to make the trajectory smoother and cleaner.</w:t>
+        <w:t xml:space="preserve">A </w:t>
+      </w:r>
+      <w:proofErr w:type="spellStart"/>
+      <w:r>
+        <w:t>smoothing</w:t>
+      </w:r>
+      <w:proofErr w:type="spellEnd"/>
+      <w:r>
+        <w:t xml:space="preserve"> </w:t>
+      </w:r>
+      <w:proofErr w:type="spellStart"/>
+      <w:r>
+        <w:t>process</w:t>
+      </w:r>
+      <w:proofErr w:type="spellEnd"/>
+      <w:r>
+        <w:t xml:space="preserve"> </w:t>
+      </w:r>
+      <w:proofErr w:type="spellStart"/>
+      <w:r>
+        <w:t>was</w:t>
+      </w:r>
+      <w:proofErr w:type="spellEnd"/>
+      <w:r>
+        <w:t xml:space="preserve"> </w:t>
+      </w:r>
+      <w:proofErr w:type="spellStart"/>
+      <w:r>
+        <w:t>applied</w:t>
+      </w:r>
+      <w:proofErr w:type="spellEnd"/>
+      <w:r>
+        <w:t xml:space="preserve"> </w:t>
+      </w:r>
+      <w:proofErr w:type="spellStart"/>
+      <w:r>
+        <w:t>iteratively</w:t>
+      </w:r>
+      <w:proofErr w:type="spellEnd"/>
+      <w:r>
+        <w:t xml:space="preserve"> to </w:t>
+      </w:r>
+      <w:proofErr w:type="spellStart"/>
+      <w:r>
+        <w:t>the</w:t>
+      </w:r>
+      <w:proofErr w:type="spellEnd"/>
+      <w:r>
+        <w:t xml:space="preserve"> A* </w:t>
+      </w:r>
+      <w:proofErr w:type="spellStart"/>
+      <w:r>
+        <w:t>path</w:t>
+      </w:r>
+      <w:proofErr w:type="spellEnd"/>
+      <w:r>
+        <w:t xml:space="preserve"> to make </w:t>
+      </w:r>
+      <w:proofErr w:type="spellStart"/>
+      <w:r>
+        <w:t>the</w:t>
+      </w:r>
+      <w:proofErr w:type="spellEnd"/>
+      <w:r>
+        <w:t xml:space="preserve"> </w:t>
+      </w:r>
+      <w:proofErr w:type="spellStart"/>
+      <w:r>
+        <w:t>trajectory</w:t>
+      </w:r>
+      <w:proofErr w:type="spellEnd"/>
+      <w:r>
+        <w:t xml:space="preserve"> </w:t>
+      </w:r>
+      <w:proofErr w:type="spellStart"/>
+      <w:r>
+        <w:t>smoother</w:t>
+      </w:r>
+      <w:proofErr w:type="spellEnd"/>
+      <w:r>
+        <w:t xml:space="preserve"> and </w:t>
+      </w:r>
+      <w:proofErr w:type="spellStart"/>
+      <w:r>
+        <w:t>cleaner</w:t>
+      </w:r>
+      <w:proofErr w:type="spellEnd"/>
+      <w:r>
+        <w:t>.</w:t>
       </w:r>
     </w:p>
     <w:p>
